--- a/en/wisdom-stories/loving-from-afar.docx
+++ b/en/wisdom-stories/loving-from-afar.docx
@@ -4,176 +4,98 @@
   <w:body>
     <w:p>
       <w:pPr>
-        <w:spacing w:before="0" w:after="60"/>
-        <w:jc w:val="left"/>
+        <w:pStyle w:val="Title"/>
       </w:pPr>
       <w:r>
-        <w:rPr>
-          <w:rFonts w:ascii="Arial" w:hAnsi="Arial" w:eastAsia="Arial"/>
-          <w:i w:val="0"/>
-          <w:color w:val="000000"/>
-          <w:sz w:val="52"/>
-        </w:rPr>
-        <w:t>Love from a distance</w:t>
+        <w:t>Loving from Afar</w:t>
       </w:r>
     </w:p>
     <w:p>
       <w:pPr>
-        <w:jc w:val="left"/>
+        <w:spacing w:after="80"/>
       </w:pPr>
       <w:r>
-        <w:rPr>
-          <w:rFonts w:ascii="Arial" w:hAnsi="Arial" w:eastAsia="Arial"/>
-          <w:i w:val="0"/>
-          <w:color w:val="000000"/>
-          <w:sz w:val="22"/>
-        </w:rPr>
-        <w:t>Two friends meet. The following conversation takes place between them:</w:t>
+        <w:t>Two friends were talking.</w:t>
       </w:r>
     </w:p>
     <w:p>
       <w:pPr>
-        <w:jc w:val="left"/>
+        <w:spacing w:after="80"/>
       </w:pPr>
       <w:r>
-        <w:rPr>
-          <w:rFonts w:ascii="Arial" w:hAnsi="Arial" w:eastAsia="Arial"/>
-          <w:i w:val="0"/>
-          <w:color w:val="000000"/>
-          <w:sz w:val="22"/>
-        </w:rPr>
-        <w:t>— I think I have a crush on a girl.</w:t>
+        <w:t>“I think I’ve fallen for someone.”</w:t>
       </w:r>
     </w:p>
     <w:p>
       <w:pPr>
-        <w:jc w:val="left"/>
+        <w:spacing w:after="80"/>
       </w:pPr>
       <w:r>
-        <w:rPr>
-          <w:rFonts w:ascii="Arial" w:hAnsi="Arial" w:eastAsia="Arial"/>
-          <w:i w:val="0"/>
-          <w:color w:val="000000"/>
-          <w:sz w:val="22"/>
-        </w:rPr>
-        <w:t>— How wonderful! Does she know?</w:t>
+        <w:t>“That’s wonderful! Does she know?”</w:t>
       </w:r>
     </w:p>
     <w:p>
       <w:pPr>
-        <w:jc w:val="left"/>
+        <w:spacing w:after="80"/>
       </w:pPr>
       <w:r>
-        <w:rPr>
-          <w:rFonts w:ascii="Arial" w:hAnsi="Arial" w:eastAsia="Arial"/>
-          <w:i w:val="0"/>
-          <w:color w:val="000000"/>
-          <w:sz w:val="22"/>
-        </w:rPr>
-        <w:t>— No.</w:t>
+        <w:t>“No.”</w:t>
       </w:r>
     </w:p>
     <w:p>
       <w:pPr>
-        <w:jc w:val="left"/>
+        <w:spacing w:after="80"/>
       </w:pPr>
       <w:r>
-        <w:rPr>
-          <w:rFonts w:ascii="Arial" w:hAnsi="Arial" w:eastAsia="Arial"/>
-          <w:i w:val="0"/>
-          <w:color w:val="000000"/>
-          <w:sz w:val="22"/>
-        </w:rPr>
-        <w:t>— Why don't you come closer and confess?</w:t>
+        <w:t>“Why don’t you tell her?”</w:t>
+      </w:r>
+    </w:p>
+    <w:p>
+      <w:pPr/>
+      <w:r>
+        <w:t>“I would, but I’m afraid of upsetting everything. We’d start going to the movies and the theater, walking hand in hand. Then there might be quarrels, apologies, ‘Why did you look at her?’ and ‘Why were you flirting?’ If we’re going to break up in the end, why go through it all?</w:t>
       </w:r>
     </w:p>
     <w:p>
       <w:pPr>
-        <w:jc w:val="left"/>
+        <w:keepNext/>
+        <w:spacing w:after="80"/>
       </w:pPr>
       <w:r>
-        <w:rPr>
-          <w:rFonts w:ascii="Arial" w:hAnsi="Arial" w:eastAsia="Arial"/>
-          <w:i w:val="0"/>
-          <w:color w:val="000000"/>
-          <w:sz w:val="22"/>
-        </w:rPr>
-        <w:t>— I would, but I'm afraid of disrupting the order. Suddenly, right where I am, I start to fall in love with someone. We start going to the cinema, the theatre, walking around holding hands. This can lead to resentment, reconciliation, and questions like "why did you look at that?" "why did you filter that?" If there's going to be a breakup in the end, why is there a need for all this fuss?</w:t>
+        <w:t>“I’m happy loving her from a distance.”</w:t>
       </w:r>
     </w:p>
     <w:p>
       <w:pPr>
-        <w:jc w:val="left"/>
+        <w:keepNext/>
+        <w:keepLines/>
+        <w:spacing w:before="160"/>
       </w:pPr>
       <w:r>
         <w:rPr>
-          <w:rFonts w:ascii="Arial" w:hAnsi="Arial" w:eastAsia="Arial"/>
-          <w:i w:val="0"/>
-          <w:color w:val="000000"/>
-          <w:sz w:val="22"/>
+          <w:b/>
         </w:rPr>
-        <w:t>That's good, I love that girl from a distance.</w:t>
+        <w:t>Moral:</w:t>
+      </w:r>
+      <w:r>
+        <w:t xml:space="preserve"> Fear of losing someone can keep us from expressing our feelings. Yet love left unspoken carries its own loss.</w:t>
       </w:r>
     </w:p>
     <w:p>
       <w:pPr>
-        <w:pStyle w:val="Moral"/>
-        <w:keepNext/>
-        <w:keepLines/>
-        <w:widowControl/>
-        <w:spacing w:before="240" w:after="180" w:line="283" w:lineRule="auto"/>
-        <w:ind w:left="240" w:right="240"/>
-        <w:jc w:val="left"/>
-        <w:pBdr>
-          <w:top w:val="single" w:sz="8" w:space="7" w:color="E8D59A"/>
-          <w:left w:val="single" w:sz="32" w:space="11" w:color="C6A23A"/>
-          <w:bottom w:val="single" w:sz="8" w:space="7" w:color="E8D59A"/>
-          <w:right w:val="single" w:sz="8" w:space="11" w:color="E8D59A"/>
-        </w:pBdr>
-        <w:shd w:val="clear" w:color="auto" w:fill="FFF8E1"/>
+        <w:spacing w:after="80"/>
       </w:pPr>
       <w:r>
         <w:rPr>
-          <w:rFonts w:ascii="Arial" w:hAnsi="Arial" w:eastAsia="Arial" w:cs="Arial"/>
-          <w:b/>
-          <w:i w:val="0"/>
-          <w:color w:val="9A7417"/>
-          <w:sz w:val="22"/>
+          <w:i/>
+          <w:sz w:val="18"/>
         </w:rPr>
-        <w:t xml:space="preserve">Moral: </w:t>
-      </w:r>
-      <w:r>
-        <w:rPr>
-          <w:rFonts w:ascii="Arial" w:hAnsi="Arial" w:eastAsia="Arial" w:cs="Arial"/>
-          <w:b w:val="0"/>
-          <w:i w:val="0"/>
-          <w:color w:val="3F3826"/>
-          <w:sz w:val="22"/>
-        </w:rPr>
-        <w:t>Sometimes people are afraid to express their love for fear of losing her. But unrequited love is also a loss.</w:t>
-      </w:r>
-    </w:p>
-    <w:p>
-      <w:pPr>
-        <w:keepLines/>
-        <w:widowControl/>
-        <w:spacing w:before="60" w:after="0" w:line="240" w:lineRule="auto"/>
-        <w:jc w:val="right"/>
-      </w:pPr>
-      <w:r>
-        <w:rPr>
-          <w:rFonts w:ascii="Arial" w:hAnsi="Arial" w:eastAsia="Arial" w:cs="Arial"/>
-          <w:b w:val="0"/>
-          <w:i/>
-          <w:color w:val="8A7950"/>
-          <w:sz w:val="17"/>
-        </w:rPr>
-        <w:t>The story was obtained from open Internet sources.</w:t>
+        <w:t>Source: Publicly available internet sources.</w:t>
       </w:r>
     </w:p>
     <w:sectPr>
       <w:pgSz w:w="12240" w:h="15840"/>
-      <w:pgMar w:top="1440" w:right="1440" w:bottom="1440" w:left="1440" w:header="708" w:footer="708" w:gutter="0"/>
+      <w:pgMar w:top="1080" w:right="1224" w:bottom="1080" w:left="1224" w:header="720" w:footer="720" w:gutter="0"/>
       <w:cols w:space="720"/>
       <w:docGrid w:linePitch="360"/>
     </w:sectPr>
@@ -545,12 +467,14 @@
     <w:qFormat/>
     <w:rsid w:val="00FC693F"/>
     <w:pPr>
-      <w:spacing w:before="0" w:after="160" w:line="276" w:lineRule="auto"/>
+      <w:widowControl/>
+      <w:spacing w:after="120" w:line="259" w:lineRule="auto"/>
     </w:pPr>
     <w:rPr>
-      <w:rFonts w:ascii="Arial" w:hAnsi="Arial" w:eastAsia="Arial"/>
+      <w:rFonts w:ascii="Arial" w:hAnsi="Arial"/>
       <w:color w:val="000000"/>
       <w:sz w:val="22"/>
+      <w:lang w:val="en-US"/>
     </w:rPr>
   </w:style>
   <w:style w:type="paragraph" w:styleId="Header">
@@ -894,18 +818,17 @@
     <w:qFormat/>
     <w:rsid w:val="00FC693F"/>
     <w:pPr>
-      <w:pBdr>
-        <w:bottom w:val="single" w:sz="8" w:space="4" w:color="4F81BD" w:themeColor="accent1"/>
-      </w:pBdr>
-      <w:spacing w:after="300" w:line="240" w:lineRule="auto"/>
+      <w:keepNext/>
+      <w:spacing w:after="280" w:line="240" w:lineRule="auto"/>
       <w:contextualSpacing/>
     </w:pPr>
     <w:rPr>
-      <w:rFonts w:asciiTheme="majorHAnsi" w:eastAsiaTheme="majorEastAsia" w:hAnsiTheme="majorHAnsi" w:cstheme="majorBidi"/>
-      <w:color w:val="17365D" w:themeColor="text2" w:themeShade="BF"/>
+      <w:rFonts w:asciiTheme="majorHAnsi" w:eastAsiaTheme="majorEastAsia" w:hAnsiTheme="majorHAnsi" w:cstheme="majorBidi" w:ascii="Arial" w:hAnsi="Arial"/>
+      <w:b/>
+      <w:color w:val="000000"/>
       <w:spacing w:val="5"/>
       <w:kern w:val="28"/>
-      <w:sz w:val="52"/>
+      <w:sz w:val="34"/>
       <w:szCs w:val="52"/>
     </w:rPr>
   </w:style>
@@ -1381,9 +1304,6 @@
     <w:qFormat/>
     <w:rsid w:val="00FC693F"/>
     <w:pPr>
-      <w:pBdr>
-        <w:bottom w:val="single" w:sz="4" w:space="4" w:color="4F81BD" w:themeColor="accent1"/>
-      </w:pBdr>
       <w:spacing w:before="200" w:after="280"/>
       <w:ind w:left="936" w:right="936"/>
     </w:pPr>
@@ -12234,18 +12154,6 @@
         <w:shd w:val="clear" w:color="auto" w:fill="FBCAA2" w:themeFill="accent6" w:themeFillTint="7F"/>
       </w:tcPr>
     </w:tblStylePr>
-  </w:style>
-  <w:style w:type="paragraph" w:customStyle="1" w:styleId="Moral">
-    <w:name w:val="Moral"/>
-    <w:basedOn w:val="Normal"/>
-    <w:pPr>
-      <w:spacing w:before="160" w:after="0" w:line="276" w:lineRule="auto"/>
-    </w:pPr>
-    <w:rPr>
-      <w:rFonts w:ascii="Arial" w:hAnsi="Arial" w:eastAsia="Arial"/>
-      <w:i/>
-      <w:sz w:val="22"/>
-    </w:rPr>
   </w:style>
 </w:styles>
 </file>

--- a/en/wisdom-stories/loving-from-afar.docx
+++ b/en/wisdom-stories/loving-from-afar.docx
@@ -47,13 +47,13 @@
         <w:spacing w:after="80"/>
       </w:pPr>
       <w:r>
-        <w:t>“Why don’t you tell her?”</w:t>
+        <w:t>“Why don’t you go up to her and tell her?”</w:t>
       </w:r>
     </w:p>
     <w:p>
       <w:pPr/>
       <w:r>
-        <w:t>“I would, but I’m afraid of upsetting everything. We’d start going to the movies and the theater, walking hand in hand. Then there might be quarrels, apologies, ‘Why did you look at her?’ and ‘Why were you flirting?’ If we’re going to break up in the end, why go through it all?</w:t>
+        <w:t>“I would, but I’m afraid of losing my peace. Right where I stand I’ll get into trouble and fall in love. We’d start going to the movies and the theater, walking hand in hand. Then there might be quarrels, apologies, ‘Why did you look at her?’ and ‘Why did you look at this one?’ If we’re going to break up in the end, why go through it all?”</w:t>
       </w:r>
     </w:p>
     <w:p>
@@ -62,7 +62,7 @@
         <w:spacing w:after="80"/>
       </w:pPr>
       <w:r>
-        <w:t>“I’m happy loving her from a distance.”</w:t>
+        <w:t>“It’s better that I just love her from afar.”</w:t>
       </w:r>
     </w:p>
     <w:p>
@@ -75,11 +75,9 @@
         <w:rPr>
           <w:b/>
         </w:rPr>
-        <w:t>Moral:</w:t>
+        <w:t>Moral: Fear of losing someone can keep us from expressing our feelings. Yet a love never lived is a loss of its own.</w:t>
       </w:r>
-      <w:r>
-        <w:t xml:space="preserve"> Fear of losing someone can keep us from expressing our feelings. Yet love left unspoken carries its own loss.</w:t>
-      </w:r>
+      <w:r/>
     </w:p>
     <w:p>
       <w:pPr>
@@ -90,7 +88,7 @@
           <w:i/>
           <w:sz w:val="18"/>
         </w:rPr>
-        <w:t>Source: Publicly available internet sources.</w:t>
+        <w:t>Stories are taken from open Internet sources; illustrations were created with AI.</w:t>
       </w:r>
     </w:p>
     <w:sectPr>

--- a/en/wisdom-stories/loving-from-afar.docx
+++ b/en/wisdom-stories/loving-from-afar.docx
@@ -59,7 +59,7 @@
         <w:spacing w:after="80"/>
       </w:pPr>
       <w:r>
-        <w:t>“I would, but I’m afraid of disturbing my peaceful life. I’d only be asking for trouble. We’d start going to the cinema and the theatre, walking hand in hand. Then would come the arguments and the making up: ‘Why were you looking at her?’ ‘Why did you smile at that woman?’ If we’re going to break up in the end, why put ourselves through all that?”</w:t>
+        <w:t xml:space="preserve">“I would, but I’m afraid of disturbing my peaceful life. I’d only be asking for trouble. We’d start going to the cinema and the theater, walking hand in hand. Then would come the arguments and the making up: ‘Why were you looking at her?’ ‘Why did you smile at that woman?’ If we’re going to break up in the end, why put ourselves through all that?”</w:t>
       </w:r>
     </w:p>
     <w:p>
